--- a/docs/Client_화면설계서_20260917.docx
+++ b/docs/Client_화면설계서_20260917.docx
@@ -26,11 +26,11 @@
         </w:rPr>
         <w:t>기준 설정 : EXE_NEWUI\WCS_CLIENT\Ecs.ini (현재 실행 중인 Client)</w:t>
         <w:br/>
-        <w:t>실행 파일 : D:\project\LGLS\Renewal\EXE_NEWUI\WCS_CLIENT\Ecs.exe  (Build 2026.09.17 06:36:20)</w:t>
+        <w:t>실행 파일 : D:\project\LGLS\Renewal\EXE_NEWUI\WCS_CLIENT\Ecs.exe  (Build 2026.09.17 08:18:34)</w:t>
         <w:br/>
-        <w:t>화면 캡처 : 2026-09-17 07:58 (시뮬 체인 운전 중)</w:t>
+        <w:t>화면 캡처 : 2026-09-17 08:20 (시뮬 체인 운전 중, 창 배치 = 화면 왼쪽 절반)</w:t>
         <w:br/>
-        <w:t>작성 : 2026-09-17</w:t>
+        <w:t>작성 : 2026-09-17 / 갱신 08:30 (사용자 검토 반영)</w:t>
       </w:r>
     </w:p>
     <w:p/>
@@ -281,7 +281,7 @@
       <w:r>
         <w:drawing>
           <wp:inline xmlns:a="http://schemas.openxmlformats.org/drawingml/2006/main" xmlns:pic="http://schemas.openxmlformats.org/drawingml/2006/picture">
-            <wp:extent cx="9504000" cy="5103816"/>
+            <wp:extent cx="4680000" cy="4992320"/>
             <wp:docPr id="1" name="Picture 1"/>
             <wp:cNvGraphicFramePr>
               <a:graphicFrameLocks noChangeAspect="1"/>
@@ -302,7 +302,7 @@
                   <pic:spPr>
                     <a:xfrm>
                       <a:off x="0" y="0"/>
-                      <a:ext cx="9504000" cy="5103816"/>
+                      <a:ext cx="4680000" cy="4992320"/>
                     </a:xfrm>
                     <a:prstGeom prst="rect"/>
                   </pic:spPr>
@@ -322,7 +322,7 @@
           <w:i/>
           <w:sz w:val="17"/>
         </w:rPr>
-        <w:t>그림 1. 메인 화면 (MAIN_UI=2)</w:t>
+        <w:t>그림 1. 메인 화면 (MAIN_UI=2, 왼쪽 절반 배치)</w:t>
       </w:r>
     </w:p>
     <w:tbl>
@@ -840,7 +840,7 @@
       <w:r>
         <w:drawing>
           <wp:inline xmlns:a="http://schemas.openxmlformats.org/drawingml/2006/main" xmlns:pic="http://schemas.openxmlformats.org/drawingml/2006/picture">
-            <wp:extent cx="9504000" cy="554978"/>
+            <wp:extent cx="7200000" cy="835318"/>
             <wp:docPr id="2" name="Picture 2"/>
             <wp:cNvGraphicFramePr>
               <a:graphicFrameLocks noChangeAspect="1"/>
@@ -861,7 +861,7 @@
                   <pic:spPr>
                     <a:xfrm>
                       <a:off x="0" y="0"/>
-                      <a:ext cx="9504000" cy="554978"/>
+                      <a:ext cx="7200000" cy="835318"/>
                     </a:xfrm>
                     <a:prstGeom prst="rect"/>
                   </pic:spPr>
@@ -881,7 +881,58 @@
           <w:i/>
           <w:sz w:val="17"/>
         </w:rPr>
-        <w:t>그림 2. 리본 (ECS 탭 선택 상태)</w:t>
+        <w:t>그림 2. 리본 - ECS 탭</w:t>
+      </w:r>
+    </w:p>
+    <w:p>
+      <w:pPr>
+        <w:jc w:val="center"/>
+      </w:pPr>
+      <w:r>
+        <w:drawing>
+          <wp:inline xmlns:a="http://schemas.openxmlformats.org/drawingml/2006/main" xmlns:pic="http://schemas.openxmlformats.org/drawingml/2006/picture">
+            <wp:extent cx="7200000" cy="835318"/>
+            <wp:docPr id="3" name="Picture 3"/>
+            <wp:cNvGraphicFramePr>
+              <a:graphicFrameLocks noChangeAspect="1"/>
+            </wp:cNvGraphicFramePr>
+            <a:graphic>
+              <a:graphicData uri="http://schemas.openxmlformats.org/drawingml/2006/picture">
+                <pic:pic>
+                  <pic:nvPicPr>
+                    <pic:cNvPr id="0" name="ribbon_manual.png"/>
+                    <pic:cNvPicPr/>
+                  </pic:nvPicPr>
+                  <pic:blipFill>
+                    <a:blip r:embed="rId11"/>
+                    <a:stretch>
+                      <a:fillRect/>
+                    </a:stretch>
+                  </pic:blipFill>
+                  <pic:spPr>
+                    <a:xfrm>
+                      <a:off x="0" y="0"/>
+                      <a:ext cx="7200000" cy="835318"/>
+                    </a:xfrm>
+                    <a:prstGeom prst="rect"/>
+                  </pic:spPr>
+                </pic:pic>
+              </a:graphicData>
+            </a:graphic>
+          </wp:inline>
+        </w:drawing>
+      </w:r>
+    </w:p>
+    <w:p>
+      <w:pPr>
+        <w:jc w:val="center"/>
+      </w:pPr>
+      <w:r>
+        <w:rPr>
+          <w:i/>
+          <w:sz w:val="17"/>
+        </w:rPr>
+        <w:t>그림 3. 리본 - MANUAL 탭 (반자동 TEST 그룹 없음)</w:t>
       </w:r>
     </w:p>
     <w:p>
@@ -1338,7 +1389,7 @@
               <w:rPr>
                 <w:sz w:val="18"/>
               </w:rPr>
-              <w:t>숨김 (※ 현재 화면에는 보임 - 7장 참고)</w:t>
+              <w:t>숨김 (INI_MENU=0)</w:t>
             </w:r>
           </w:p>
         </w:tc>
@@ -1479,7 +1530,7 @@
               <w:rPr>
                 <w:sz w:val="18"/>
               </w:rPr>
-              <w:t>작업정보 창 (CViewJobListDlg) / 판넬 모드면 판넬 전환</w:t>
+              <w:t>작업정보 창 (CViewJobListDlg)을 별도 창으로 연다 (현재 구성의 의도된 동작)</w:t>
             </w:r>
           </w:p>
         </w:tc>
@@ -2227,7 +2278,7 @@
               <w:rPr>
                 <w:sz w:val="18"/>
               </w:rPr>
-              <w:t>반자동 TEST</w:t>
+              <w:t>반자동 TEST / TEST 초기화</w:t>
             </w:r>
           </w:p>
         </w:tc>
@@ -2241,7 +2292,7 @@
               <w:rPr>
                 <w:sz w:val="18"/>
               </w:rPr>
-              <w:t>반자동 TEST 창 (CSemiTestDlg)</w:t>
+              <w:t>반자동 TEST 창 / 시험 데이터 초기화</w:t>
             </w:r>
           </w:p>
         </w:tc>
@@ -2269,91 +2320,7 @@
               <w:rPr>
                 <w:sz w:val="18"/>
               </w:rPr>
-              <w:t>표시 (SEMITEST_MENU=1)</w:t>
-            </w:r>
-          </w:p>
-        </w:tc>
-      </w:tr>
-      <w:tr>
-        <w:tc>
-          <w:tcPr>
-            <w:tcW w:type="dxa" w:w="850"/>
-          </w:tcPr>
-          <w:p>
-            <w:r/>
-            <w:r>
-              <w:rPr>
-                <w:sz w:val="18"/>
-              </w:rPr>
-            </w:r>
-          </w:p>
-        </w:tc>
-        <w:tc>
-          <w:tcPr>
-            <w:tcW w:type="dxa" w:w="1474"/>
-          </w:tcPr>
-          <w:p>
-            <w:r/>
-            <w:r>
-              <w:rPr>
-                <w:sz w:val="18"/>
-              </w:rPr>
-            </w:r>
-          </w:p>
-        </w:tc>
-        <w:tc>
-          <w:tcPr>
-            <w:tcW w:type="dxa" w:w="2154"/>
-          </w:tcPr>
-          <w:p>
-            <w:r/>
-            <w:r>
-              <w:rPr>
-                <w:sz w:val="18"/>
-              </w:rPr>
-              <w:t>TEST 초기화</w:t>
-            </w:r>
-          </w:p>
-        </w:tc>
-        <w:tc>
-          <w:tcPr>
-            <w:tcW w:type="dxa" w:w="5272"/>
-          </w:tcPr>
-          <w:p>
-            <w:r/>
-            <w:r>
-              <w:rPr>
-                <w:sz w:val="18"/>
-              </w:rPr>
-              <w:t>확인 후 JOB_MST 삭제, CV/SC/RTV 데이터 초기화</w:t>
-            </w:r>
-          </w:p>
-        </w:tc>
-        <w:tc>
-          <w:tcPr>
-            <w:tcW w:type="dxa" w:w="3175"/>
-          </w:tcPr>
-          <w:p>
-            <w:r/>
-            <w:r>
-              <w:rPr>
-                <w:sz w:val="18"/>
-              </w:rPr>
-              <w:t>SEMITEST_MENU≠0</w:t>
-            </w:r>
-          </w:p>
-        </w:tc>
-        <w:tc>
-          <w:tcPr>
-            <w:tcW w:type="dxa" w:w="2041"/>
-          </w:tcPr>
-          <w:p>
-            <w:r/>
-            <w:r>
-              <w:rPr>
-                <w:sz w:val="18"/>
-              </w:rPr>
-              <w:t>표시</w:t>
+              <w:t>숨김 (SEMITEST_MENU=0, 그룹 전체)</w:t>
             </w:r>
           </w:p>
         </w:tc>
@@ -3177,8 +3144,8 @@
       <w:r>
         <w:drawing>
           <wp:inline xmlns:a="http://schemas.openxmlformats.org/drawingml/2006/main" xmlns:pic="http://schemas.openxmlformats.org/drawingml/2006/picture">
-            <wp:extent cx="4320000" cy="821293"/>
-            <wp:docPr id="3" name="Picture 3"/>
+            <wp:extent cx="4320000" cy="824427"/>
+            <wp:docPr id="4" name="Picture 4"/>
             <wp:cNvGraphicFramePr>
               <a:graphicFrameLocks noChangeAspect="1"/>
             </wp:cNvGraphicFramePr>
@@ -3190,7 +3157,7 @@
                     <pic:cNvPicPr/>
                   </pic:nvPicPr>
                   <pic:blipFill>
-                    <a:blip r:embed="rId11"/>
+                    <a:blip r:embed="rId12"/>
                     <a:stretch>
                       <a:fillRect/>
                     </a:stretch>
@@ -3198,7 +3165,7 @@
                   <pic:spPr>
                     <a:xfrm>
                       <a:off x="0" y="0"/>
-                      <a:ext cx="4320000" cy="821293"/>
+                      <a:ext cx="4320000" cy="824427"/>
                     </a:xfrm>
                     <a:prstGeom prst="rect"/>
                   </pic:spPr>
@@ -3487,8 +3454,8 @@
       <w:r>
         <w:drawing>
           <wp:inline xmlns:a="http://schemas.openxmlformats.org/drawingml/2006/main" xmlns:pic="http://schemas.openxmlformats.org/drawingml/2006/picture">
-            <wp:extent cx="4320000" cy="2463878"/>
-            <wp:docPr id="4" name="Picture 4"/>
+            <wp:extent cx="4320000" cy="2473282"/>
+            <wp:docPr id="5" name="Picture 5"/>
             <wp:cNvGraphicFramePr>
               <a:graphicFrameLocks noChangeAspect="1"/>
             </wp:cNvGraphicFramePr>
@@ -3500,7 +3467,7 @@
                     <pic:cNvPicPr/>
                   </pic:nvPicPr>
                   <pic:blipFill>
-                    <a:blip r:embed="rId12"/>
+                    <a:blip r:embed="rId13"/>
                     <a:stretch>
                       <a:fillRect/>
                     </a:stretch>
@@ -3508,7 +3475,7 @@
                   <pic:spPr>
                     <a:xfrm>
                       <a:off x="0" y="0"/>
-                      <a:ext cx="4320000" cy="2463878"/>
+                      <a:ext cx="4320000" cy="2473282"/>
                     </a:xfrm>
                     <a:prstGeom prst="rect"/>
                   </pic:spPr>
@@ -5287,7 +5254,7 @@
               <w:rPr>
                 <w:sz w:val="18"/>
               </w:rPr>
-              <w:t>(고정 LIGHT_GRAY)</w:t>
+              <w:t>(고정 LEGEND_IDLE_GRAY)</w:t>
             </w:r>
           </w:p>
         </w:tc>
@@ -5301,13 +5268,14 @@
               <w:rPr>
                 <w:sz w:val="18"/>
               </w:rPr>
+              <w:t>RGB(224,224,224)</w:t>
             </w:r>
           </w:p>
         </w:tc>
         <w:tc>
           <w:tcPr>
             <w:tcW w:type="dxa" w:w="1417"/>
-            <w:shd w:val="clear" w:color="auto" w:fill="C0C0C0"/>
+            <w:shd w:val="clear" w:color="auto" w:fill="E0E0E0"/>
           </w:tcPr>
           <w:p>
             <w:r/>
@@ -5882,7 +5850,7 @@
         <w:rPr>
           <w:b w:val="0"/>
         </w:rPr>
-        <w:t>ini 색 값은 BGR 순서다(예 USER_COLOR_ERROR=0000ff → 빨강). 22번 미가동은 범례를 USER_COLOR_MANUAL 로 그리지만 실제 크레인 포크 색은 DARK_GRAY 고정이라 둘이 다를 수 있다.</w:t>
+        <w:t>ini 색 값은 BGR 순서다(예 USER_COLOR_ERROR=0000ff → 빨강). 범례가 기준이다 : 크레인·RGV 포크의 작업없음은 범례 21 과 같은 RGB(224,224,224), 미가동은 범례 22 와 같은 USER_COLOR_MANUAL 로 칠한다(2026-09-17 정합).</w:t>
       </w:r>
     </w:p>
     <w:p>
@@ -5900,8 +5868,8 @@
       <w:r>
         <w:drawing>
           <wp:inline xmlns:a="http://schemas.openxmlformats.org/drawingml/2006/main" xmlns:pic="http://schemas.openxmlformats.org/drawingml/2006/picture">
-            <wp:extent cx="4320000" cy="1346920"/>
-            <wp:docPr id="5" name="Picture 5"/>
+            <wp:extent cx="4320000" cy="1335573"/>
+            <wp:docPr id="6" name="Picture 6"/>
             <wp:cNvGraphicFramePr>
               <a:graphicFrameLocks noChangeAspect="1"/>
             </wp:cNvGraphicFramePr>
@@ -5913,7 +5881,7 @@
                     <pic:cNvPicPr/>
                   </pic:nvPicPr>
                   <pic:blipFill>
-                    <a:blip r:embed="rId13"/>
+                    <a:blip r:embed="rId14"/>
                     <a:stretch>
                       <a:fillRect/>
                     </a:stretch>
@@ -5921,7 +5889,7 @@
                   <pic:spPr>
                     <a:xfrm>
                       <a:off x="0" y="0"/>
-                      <a:ext cx="4320000" cy="1346920"/>
+                      <a:ext cx="4320000" cy="1335573"/>
                     </a:xfrm>
                     <a:prstGeom prst="rect"/>
                   </pic:spPr>
@@ -6084,8 +6052,8 @@
       <w:r>
         <w:drawing>
           <wp:inline xmlns:a="http://schemas.openxmlformats.org/drawingml/2006/main" xmlns:pic="http://schemas.openxmlformats.org/drawingml/2006/picture">
-            <wp:extent cx="4320000" cy="2398175"/>
-            <wp:docPr id="6" name="Picture 6"/>
+            <wp:extent cx="4320000" cy="2291908"/>
+            <wp:docPr id="7" name="Picture 7"/>
             <wp:cNvGraphicFramePr>
               <a:graphicFrameLocks noChangeAspect="1"/>
             </wp:cNvGraphicFramePr>
@@ -6097,7 +6065,7 @@
                     <pic:cNvPicPr/>
                   </pic:nvPicPr>
                   <pic:blipFill>
-                    <a:blip r:embed="rId14"/>
+                    <a:blip r:embed="rId15"/>
                     <a:stretch>
                       <a:fillRect/>
                     </a:stretch>
@@ -6105,7 +6073,7 @@
                   <pic:spPr>
                     <a:xfrm>
                       <a:off x="0" y="0"/>
-                      <a:ext cx="4320000" cy="2398175"/>
+                      <a:ext cx="4320000" cy="2291908"/>
                     </a:xfrm>
                     <a:prstGeom prst="rect"/>
                   </pic:spPr>
@@ -6303,8 +6271,8 @@
       <w:r>
         <w:drawing>
           <wp:inline xmlns:a="http://schemas.openxmlformats.org/drawingml/2006/main" xmlns:pic="http://schemas.openxmlformats.org/drawingml/2006/picture">
-            <wp:extent cx="6840000" cy="4359560"/>
-            <wp:docPr id="7" name="Picture 7"/>
+            <wp:extent cx="4680000" cy="3732857"/>
+            <wp:docPr id="8" name="Picture 8"/>
             <wp:cNvGraphicFramePr>
               <a:graphicFrameLocks noChangeAspect="1"/>
             </wp:cNvGraphicFramePr>
@@ -6316,7 +6284,7 @@
                     <pic:cNvPicPr/>
                   </pic:nvPicPr>
                   <pic:blipFill>
-                    <a:blip r:embed="rId15"/>
+                    <a:blip r:embed="rId16"/>
                     <a:stretch>
                       <a:fillRect/>
                     </a:stretch>
@@ -6324,7 +6292,7 @@
                   <pic:spPr>
                     <a:xfrm>
                       <a:off x="0" y="0"/>
-                      <a:ext cx="6840000" cy="4359560"/>
+                      <a:ext cx="4680000" cy="3732857"/>
                     </a:xfrm>
                     <a:prstGeom prst="rect"/>
                   </pic:spPr>
@@ -6344,7 +6312,7 @@
           <w:i/>
           <w:sz w:val="17"/>
         </w:rPr>
-        <w:t>그림 3. 설비 그림</w:t>
+        <w:t>그림 4. 설비 그림</w:t>
       </w:r>
     </w:p>
     <w:tbl>
@@ -6478,7 +6446,7 @@
               <w:rPr>
                 <w:sz w:val="18"/>
               </w:rPr>
-              <w:t>XML 그룹명 "RTV", id 17120901~905 (CID 종류자리 20=SC)</w:t>
+              <w:t>XML 그룹명 "SC", id 17120901~905 (CID 종류자리 20=SC)</w:t>
             </w:r>
           </w:p>
         </w:tc>
@@ -6522,7 +6490,7 @@
               <w:rPr>
                 <w:sz w:val="18"/>
               </w:rPr>
-              <w:t>XML 그룹명 "SC", id 17130801 (종류자리 30=RTV)</w:t>
+              <w:t>XML 그룹명 "RTV", id 17130801 (종류자리 30=RTV)</w:t>
             </w:r>
           </w:p>
         </w:tc>
@@ -6768,7 +6736,7 @@
         <w:rPr>
           <w:b w:val="0"/>
         </w:rPr>
-        <w:t>XML 의 그룹 이름("SC"/"RTV")과 실제 설비가 서로 바뀌어 있다. 판정은 CID 4~5번째 자리(10=CV, 20=SC, 30=RTV)로 하므로 동작에는 문제가 없다.</w:t>
+        <w:t>설비 판정은 CID 4~5번째 자리(10=CV, 20=SC, 30=RTV)로 한다. 그룹 이름은 표시용이며 2026-09-17 실제 설비에 맞게 정정했다.</w:t>
       </w:r>
     </w:p>
     <w:p>
@@ -7056,7 +7024,7 @@
               <w:rPr>
                 <w:sz w:val="18"/>
               </w:rPr>
-              <w:t>처리기가 메시지 맵에 연결되지 않아 반응 없음</w:t>
+              <w:t>사용하지 않음 (추후 기능 정의 예정)</w:t>
             </w:r>
           </w:p>
         </w:tc>
@@ -7382,7 +7350,7 @@
               <w:rPr>
                 <w:sz w:val="18"/>
               </w:rPr>
-              <w:t>에러 → 미가동(DARK_GRAY) → 작업 없음(LIGHT_GRAY) → 작업구분 색</w:t>
+              <w:t>에러 → 미가동(범례 22 USER_COLOR_MANUAL) → 작업 없음(범례 21 RGB 224,224,224) → 작업구분 색</w:t>
             </w:r>
           </w:p>
         </w:tc>
@@ -7396,7 +7364,7 @@
               <w:rPr>
                 <w:sz w:val="18"/>
               </w:rPr>
-              <w:t>LOADBIT_GATE=1 (차상 화물 비트로 거름), VEH_CLEAR_MODE=3</w:t>
+              <w:t>USER_COLOR_ERROR, USER_COLOR_MANUAL, LOADBIT_GATE=1, VEH_CLEAR_MODE=3</w:t>
             </w:r>
           </w:p>
         </w:tc>
@@ -7919,7 +7887,7 @@
               <w:rPr>
                 <w:sz w:val="18"/>
               </w:rPr>
-              <w:t>[MENU] ZOOM_BTN=1 → 표시 (현장 수동 Ack 절차용)</w:t>
+              <w:t>[MENU] ZOOM_BTN=0 → 숨김 (1 이면 현장 수동 Ack 용 확대 패널 표시, 저장 즉시 반영)</w:t>
             </w:r>
           </w:p>
         </w:tc>
@@ -8165,7 +8133,7 @@
               <w:rPr>
                 <w:sz w:val="18"/>
               </w:rPr>
-              <w:t>MANUAL &gt; 반자동 TEST</w:t>
+              <w:t>현재 메뉴 숨김 (SEMITEST_MENU=0)</w:t>
             </w:r>
           </w:p>
         </w:tc>
@@ -10290,7 +10258,7 @@
               <w:rPr>
                 <w:sz w:val="18"/>
               </w:rPr>
-              <w:t>1</w:t>
+              <w:t>0</w:t>
             </w:r>
           </w:p>
         </w:tc>
@@ -10650,7 +10618,7 @@
               <w:rPr>
                 <w:sz w:val="18"/>
               </w:rPr>
-              <w:t>1</w:t>
+              <w:t>0</w:t>
             </w:r>
           </w:p>
         </w:tc>
@@ -11274,7 +11242,7 @@
         <w:pStyle w:val="Heading1"/>
       </w:pPr>
       <w:r>
-        <w:t>7. 확인 · 결정 필요 사항</w:t>
+        <w:t>7. 설계 결정 · 변경 이력 (2026-09-17 검토 반영)</w:t>
       </w:r>
     </w:p>
     <w:tbl>
@@ -11308,7 +11276,7 @@
         </w:tc>
         <w:tc>
           <w:tcPr>
-            <w:tcW w:type="dxa" w:w="9638"/>
+            <w:tcW w:type="dxa" w:w="3402"/>
             <w:shd w:val="clear" w:color="auto" w:fill="D9E2F3"/>
           </w:tcPr>
           <w:p>
@@ -11318,13 +11286,13 @@
                 <w:b/>
                 <w:sz w:val="18"/>
               </w:rPr>
-              <w:t>내용</w:t>
-            </w:r>
-          </w:p>
-        </w:tc>
-        <w:tc>
-          <w:tcPr>
-            <w:tcW w:type="dxa" w:w="4762"/>
+              <w:t>항목</w:t>
+            </w:r>
+          </w:p>
+        </w:tc>
+        <w:tc>
+          <w:tcPr>
+            <w:tcW w:type="dxa" w:w="10998"/>
             <w:shd w:val="clear" w:color="auto" w:fill="D9E2F3"/>
           </w:tcPr>
           <w:p>
@@ -11334,7 +11302,7 @@
                 <w:b/>
                 <w:sz w:val="18"/>
               </w:rPr>
-              <w:t>제안</w:t>
+              <w:t>결정 / 조치</w:t>
             </w:r>
           </w:p>
         </w:tc>
@@ -11356,29 +11324,29 @@
         </w:tc>
         <w:tc>
           <w:tcPr>
-            <w:tcW w:type="dxa" w:w="9638"/>
-          </w:tcPr>
-          <w:p>
-            <w:r/>
-            <w:r>
-              <w:rPr>
-                <w:sz w:val="18"/>
-              </w:rPr>
-              <w:t>리본에 "INI 열기" 버튼이 보이지만 Ecs.ini 는 INI_MENU=0 이다. 기동 뒤 ini 를 바꾼 것으로 보이며 재기동하면 숨겨진다</w:t>
-            </w:r>
-          </w:p>
-        </w:tc>
-        <w:tc>
-          <w:tcPr>
-            <w:tcW w:type="dxa" w:w="4762"/>
-          </w:tcPr>
-          <w:p>
-            <w:r/>
-            <w:r>
-              <w:rPr>
-                <w:sz w:val="18"/>
-              </w:rPr>
-              <w:t>현장 운영에서 숨길지 결정</w:t>
+            <w:tcW w:type="dxa" w:w="3402"/>
+          </w:tcPr>
+          <w:p>
+            <w:r/>
+            <w:r>
+              <w:rPr>
+                <w:sz w:val="18"/>
+              </w:rPr>
+              <w:t>INI 열기 버튼</w:t>
+            </w:r>
+          </w:p>
+        </w:tc>
+        <w:tc>
+          <w:tcPr>
+            <w:tcW w:type="dxa" w:w="10998"/>
+          </w:tcPr>
+          <w:p>
+            <w:r/>
+            <w:r>
+              <w:rPr>
+                <w:sz w:val="18"/>
+              </w:rPr>
+              <w:t>표시하지 않음 (INI_MENU=0, Client 재기동으로 적용)</w:t>
             </w:r>
           </w:p>
         </w:tc>
@@ -11400,29 +11368,29 @@
         </w:tc>
         <w:tc>
           <w:tcPr>
-            <w:tcW w:type="dxa" w:w="9638"/>
-          </w:tcPr>
-          <w:p>
-            <w:r/>
-            <w:r>
-              <w:rPr>
-                <w:sz w:val="18"/>
-              </w:rPr>
-              <w:t>[DB_2] SERVER=127.0.0.1,1435 는 로컬 시험값</w:t>
-            </w:r>
-          </w:p>
-        </w:tc>
-        <w:tc>
-          <w:tcPr>
-            <w:tcW w:type="dxa" w:w="4762"/>
-          </w:tcPr>
-          <w:p>
-            <w:r/>
-            <w:r>
-              <w:rPr>
-                <w:sz w:val="18"/>
-              </w:rPr>
-              <w:t>현장 배포 시 localhost,1433 으로 복원</w:t>
+            <w:tcW w:type="dxa" w:w="3402"/>
+          </w:tcPr>
+          <w:p>
+            <w:r/>
+            <w:r>
+              <w:rPr>
+                <w:sz w:val="18"/>
+              </w:rPr>
+              <w:t>반자동 TEST 메뉴 그룹</w:t>
+            </w:r>
+          </w:p>
+        </w:tc>
+        <w:tc>
+          <w:tcPr>
+            <w:tcW w:type="dxa" w:w="10998"/>
+          </w:tcPr>
+          <w:p>
+            <w:r/>
+            <w:r>
+              <w:rPr>
+                <w:sz w:val="18"/>
+              </w:rPr>
+              <w:t>표시하지 않음 (SEMITEST_MENU=0)</w:t>
             </w:r>
           </w:p>
         </w:tc>
@@ -11444,29 +11412,29 @@
         </w:tc>
         <w:tc>
           <w:tcPr>
-            <w:tcW w:type="dxa" w:w="9638"/>
-          </w:tcPr>
-          <w:p>
-            <w:r/>
-            <w:r>
-              <w:rPr>
-                <w:sz w:val="18"/>
-              </w:rPr>
-              <w:t>USER_ 접두어 없는 COLOR_* 11개는 읽는 코드를 찾지 못함</w:t>
-            </w:r>
-          </w:p>
-        </w:tc>
-        <w:tc>
-          <w:tcPr>
-            <w:tcW w:type="dxa" w:w="4762"/>
-          </w:tcPr>
-          <w:p>
-            <w:r/>
-            <w:r>
-              <w:rPr>
-                <w:sz w:val="18"/>
-              </w:rPr>
-              <w:t>정리 여부 결정</w:t>
+            <w:tcW w:type="dxa" w:w="3402"/>
+          </w:tcPr>
+          <w:p>
+            <w:r/>
+            <w:r>
+              <w:rPr>
+                <w:sz w:val="18"/>
+              </w:rPr>
+              <w:t>설비 대화상자 확대 버튼</w:t>
+            </w:r>
+          </w:p>
+        </w:tc>
+        <w:tc>
+          <w:tcPr>
+            <w:tcW w:type="dxa" w:w="10998"/>
+          </w:tcPr>
+          <w:p>
+            <w:r/>
+            <w:r>
+              <w:rPr>
+                <w:sz w:val="18"/>
+              </w:rPr>
+              <w:t>표시하지 않음 (ZOOM_BTN=0)</w:t>
             </w:r>
           </w:p>
         </w:tc>
@@ -11488,29 +11456,29 @@
         </w:tc>
         <w:tc>
           <w:tcPr>
-            <w:tcW w:type="dxa" w:w="9638"/>
-          </w:tcPr>
-          <w:p>
-            <w:r/>
-            <w:r>
-              <w:rPr>
-                <w:sz w:val="18"/>
-              </w:rPr>
-              <w:t>범례 22 "미가동(수동)" 색(USER_COLOR_MANUAL)과 실제 포크 색(DARK_GRAY 고정)이 다를 수 있음</w:t>
-            </w:r>
-          </w:p>
-        </w:tc>
-        <w:tc>
-          <w:tcPr>
-            <w:tcW w:type="dxa" w:w="4762"/>
-          </w:tcPr>
-          <w:p>
-            <w:r/>
-            <w:r>
-              <w:rPr>
-                <w:sz w:val="18"/>
-              </w:rPr>
-              <w:t>색 기준 통일</w:t>
+            <w:tcW w:type="dxa" w:w="3402"/>
+          </w:tcPr>
+          <w:p>
+            <w:r/>
+            <w:r>
+              <w:rPr>
+                <w:sz w:val="18"/>
+              </w:rPr>
+              <w:t>크레인·RGV 색과 범례 불일치</w:t>
+            </w:r>
+          </w:p>
+        </w:tc>
+        <w:tc>
+          <w:tcPr>
+            <w:tcW w:type="dxa" w:w="10998"/>
+          </w:tcPr>
+          <w:p>
+            <w:r/>
+            <w:r>
+              <w:rPr>
+                <w:sz w:val="18"/>
+              </w:rPr>
+              <w:t>범례 기준으로 정합 : 작업없음 = RGB(224,224,224), 미가동 = USER_COLOR_MANUAL (ScInfo.cpp / RtvInfo.cpp, 종전 LIGHT_GRAY / DARK_GRAY 고정)</w:t>
             </w:r>
           </w:p>
         </w:tc>
@@ -11532,29 +11500,29 @@
         </w:tc>
         <w:tc>
           <w:tcPr>
-            <w:tcW w:type="dxa" w:w="9638"/>
-          </w:tcPr>
-          <w:p>
-            <w:r/>
-            <w:r>
-              <w:rPr>
-                <w:sz w:val="18"/>
-              </w:rPr>
-              <w:t>EcsLayout1.xml 그룹 이름 "SC"/"RTV" 가 실제 설비와 바뀌어 있음(동작 영향 없음)</w:t>
-            </w:r>
-          </w:p>
-        </w:tc>
-        <w:tc>
-          <w:tcPr>
-            <w:tcW w:type="dxa" w:w="4762"/>
-          </w:tcPr>
-          <w:p>
-            <w:r/>
-            <w:r>
-              <w:rPr>
-                <w:sz w:val="18"/>
-              </w:rPr>
-              <w:t>레이아웃 편집 시 혼동 주의</w:t>
+            <w:tcW w:type="dxa" w:w="3402"/>
+          </w:tcPr>
+          <w:p>
+            <w:r/>
+            <w:r>
+              <w:rPr>
+                <w:sz w:val="18"/>
+              </w:rPr>
+              <w:t>레이아웃 그룹 이름</w:t>
+            </w:r>
+          </w:p>
+        </w:tc>
+        <w:tc>
+          <w:tcPr>
+            <w:tcW w:type="dxa" w:w="10998"/>
+          </w:tcPr>
+          <w:p>
+            <w:r/>
+            <w:r>
+              <w:rPr>
+                <w:sz w:val="18"/>
+              </w:rPr>
+              <w:t>EcsLayout1.xml 의 SC/RTV 를 실제 설비에 맞게 정정 (크레인 17120901~905 = SC, RGV 17130801 = RTV)</w:t>
             </w:r>
           </w:p>
         </w:tc>
@@ -11576,29 +11544,29 @@
         </w:tc>
         <w:tc>
           <w:tcPr>
-            <w:tcW w:type="dxa" w:w="9638"/>
-          </w:tcPr>
-          <w:p>
-            <w:r/>
-            <w:r>
-              <w:rPr>
-                <w:sz w:val="18"/>
-              </w:rPr>
-              <w:t>메인 화면 우클릭·휠 처리기는 있으나 연결되지 않음</w:t>
-            </w:r>
-          </w:p>
-        </w:tc>
-        <w:tc>
-          <w:tcPr>
-            <w:tcW w:type="dxa" w:w="4762"/>
-          </w:tcPr>
-          <w:p>
-            <w:r/>
-            <w:r>
-              <w:rPr>
-                <w:sz w:val="18"/>
-              </w:rPr>
-              <w:t>필요 시 기능 정의</w:t>
+            <w:tcW w:type="dxa" w:w="3402"/>
+          </w:tcPr>
+          <w:p>
+            <w:r/>
+            <w:r>
+              <w:rPr>
+                <w:sz w:val="18"/>
+              </w:rPr>
+              <w:t>메인 화면 우클릭 · 휠</w:t>
+            </w:r>
+          </w:p>
+        </w:tc>
+        <w:tc>
+          <w:tcPr>
+            <w:tcW w:type="dxa" w:w="10998"/>
+          </w:tcPr>
+          <w:p>
+            <w:r/>
+            <w:r>
+              <w:rPr>
+                <w:sz w:val="18"/>
+              </w:rPr>
+              <w:t>현재 사용하지 않음. 추후 기능 정의</w:t>
             </w:r>
           </w:p>
         </w:tc>
@@ -11620,21 +11588,37 @@
         </w:tc>
         <w:tc>
           <w:tcPr>
-            <w:tcW w:type="dxa" w:w="9638"/>
-          </w:tcPr>
-          <w:p>
-            <w:r/>
-            <w:r>
-              <w:rPr>
-                <w:sz w:val="18"/>
-              </w:rPr>
-              <w:t>판넬 보기 그룹 숨김 상태에서는 리본 "작업정보"가 별도 창(CViewJobListDlg)으로 열림(정적 분석)</w:t>
-            </w:r>
-          </w:p>
-        </w:tc>
-        <w:tc>
-          <w:tcPr>
-            <w:tcW w:type="dxa" w:w="4762"/>
+            <w:tcW w:type="dxa" w:w="3402"/>
+          </w:tcPr>
+          <w:p>
+            <w:r/>
+            <w:r>
+              <w:rPr>
+                <w:sz w:val="18"/>
+              </w:rPr>
+              <w:t>리본 [작업정보]</w:t>
+            </w:r>
+          </w:p>
+        </w:tc>
+        <w:tc>
+          <w:tcPr>
+            <w:tcW w:type="dxa" w:w="10998"/>
+          </w:tcPr>
+          <w:p>
+            <w:r/>
+            <w:r>
+              <w:rPr>
+                <w:sz w:val="18"/>
+              </w:rPr>
+              <w:t>판넬 보기 그룹이 없는 구성에서 별도 작업정보 창을 여는 것이 의도된 동작</w:t>
+            </w:r>
+          </w:p>
+        </w:tc>
+      </w:tr>
+      <w:tr>
+        <w:tc>
+          <w:tcPr>
+            <w:tcW w:type="dxa" w:w="567"/>
           </w:tcPr>
           <w:p>
             <w:r/>
@@ -11643,6 +11627,34 @@
                 <w:sz w:val="18"/>
               </w:rPr>
               <w:t>-</w:t>
+            </w:r>
+          </w:p>
+        </w:tc>
+        <w:tc>
+          <w:tcPr>
+            <w:tcW w:type="dxa" w:w="3402"/>
+          </w:tcPr>
+          <w:p>
+            <w:r/>
+            <w:r>
+              <w:rPr>
+                <w:sz w:val="18"/>
+              </w:rPr>
+              <w:t>DB 접속값 / USER_ 없는 COLOR_* 키</w:t>
+            </w:r>
+          </w:p>
+        </w:tc>
+        <w:tc>
+          <w:tcPr>
+            <w:tcW w:type="dxa" w:w="10998"/>
+          </w:tcPr>
+          <w:p>
+            <w:r/>
+            <w:r>
+              <w:rPr>
+                <w:sz w:val="18"/>
+              </w:rPr>
+              <w:t>현행 유지 (검토 대상 아님)</w:t>
             </w:r>
           </w:p>
         </w:tc>
@@ -11654,7 +11666,7 @@
         <w:rPr>
           <w:b w:val="0"/>
         </w:rPr>
-        <w:t>본 문서의 버튼·창 구성은 소스 정적 분석과 2026-09-17 07:58 메인 화면 캡처를 근거로 한다. 대화상자 개별 화면은 캡처하지 않았다(자동 클릭이 운전 중 체인에 영향을 줄 수 있어 제외).</w:t>
+        <w:t>본 문서는 소스 정적 분석과 2026-09-17 08:20 화면 캡처(ECS·MANUAL 탭)를 근거로 한다. 대화상자 개별 화면은 운전 중 체인 보호를 위해 캡처하지 않았다.</w:t>
       </w:r>
     </w:p>
     <w:sectPr>
